--- a/1334 Ockham/1334_Ockham_LA_EN_WORD.docx
+++ b/1334 Ockham/1334_Ockham_LA_EN_WORD.docx
@@ -6048,7 +6048,7 @@
               <w:t xml:space="preserve"> </w:t>
             </w:r>
             <w:r>
-              <w:t xml:space="preserve">quae dicit: videtur igitur quod papa tenetur requirere consilium episcoporum, quod verum est ubi de fide agitur; et tunc synodus maior est papa, dist. 1[7?] c. Praeterea.</w:t>
+              <w:t xml:space="preserve">quae dicit: videtur igitur quod papa tenetur requirere consilium episcoporum, quod verum est ubi de fide agitur; et tunc synodus maior est papa, dist. 15 c. Sic sancti.</w:t>
             </w:r>
           </w:p>
         </w:tc>
@@ -6104,41 +6104,41 @@
               <w:t xml:space="preserve"> </w:t>
             </w:r>
             <w:r>
-              <w:t xml:space="preserve">which says: it seems therefore that the pope is bound to seek the counsel of the bishops, which is true where a matter of faith is at issue; and then the synod is greater than the pope, dist. 1[7?] c. Praeterea.</w:t>
-            </w:r>
-          </w:p>
-        </w:tc>
-      </w:tr>
-      <w:tr>
-        <w:tc>
-          <w:tcPr/>
-          <w:p>
-            <w:pPr>
-              <w:pStyle w:val="Compact"/>
-              <w:jc w:val="left"/>
-            </w:pPr>
-            <w:r>
-              <w:t xml:space="preserve">Qui potest de papatu deponi, habet superiorem per quem deponitur; sed papa potest propter crimina sua deponi de papatu. Unde de papa Iohanne XII sic habetur in cronicis: erat venator et totus lubricus adeo quod publice feminas tenebat; propterea quidam cardinalium et Romanorum scripserunt occulte Ottoni principi Saxonum, et scandalo compatiens ecclesiae, sine mora Romam properaret. Hoc papa percipiens, Iohanni diacono cardinali tanquam huius facti consiliario nasum [amputari fecit], et alteri Iohanni subdiacono qui litteras scripserat manum amputari fecit. Hic cum frequenter per imperatorem et clerum de sua correctione fuisset monitus, non correctus, praeside imperatoris de papatu destitutus, communi voto Leo papa eligitur.</w:t>
-            </w:r>
-          </w:p>
-        </w:tc>
-        <w:tc>
-          <w:tcPr/>
-          <w:p>
-            <w:pPr>
-              <w:pStyle w:val="Compact"/>
-            </w:pPr>
-          </w:p>
-        </w:tc>
-        <w:tc>
-          <w:tcPr/>
-          <w:p>
-            <w:pPr>
-              <w:pStyle w:val="Compact"/>
-              <w:jc w:val="left"/>
-            </w:pPr>
-            <w:r>
-              <w:t xml:space="preserve">Whoever can be deposed from the papacy has a superior by whom he is deposed; but a pope can, on account of his crimes, be deposed from the papacy. Hence of Pope John XII it stands thus in the chronicles: he was a hunter and so utterly dissolute that he publicly kept women; wherefore certain of the cardinals and Romans wrote secretly to Otto, prince of the Saxons, [asking] that, sympathizing with the scandal done to the church, he hasten to Rome without delay. Perceiving this, the pope had the nose [cut off] of John, a cardinal deacon, as a counsellor of this deed, and had the hand of another John, a subdeacon who had written the letter, cut off. When he had frequently been admonished by the emperor and the clergy about his amendment and was not corrected, with the emperor presiding he was deprived of the papacy, and by common vote Leo is elected pope.</w:t>
+              <w:t xml:space="preserve">which says: it seems therefore that the pope is bound to seek the counsel of the bishops, which is true where a matter of faith is at issue; and then the synod is greater than the pope, dist. 15 c. Sic sancti.</w:t>
+            </w:r>
+          </w:p>
+        </w:tc>
+      </w:tr>
+      <w:tr>
+        <w:tc>
+          <w:tcPr/>
+          <w:p>
+            <w:pPr>
+              <w:pStyle w:val="Compact"/>
+              <w:jc w:val="left"/>
+            </w:pPr>
+            <w:r>
+              <w:t xml:space="preserve">Praeterea, qui potest de papatu deponi, habet superiorem super quem [Munich: per quem] deponitur; sed papa potest propter crimina sua deponi de papatu. Unde de papa Iohanne XII sic habetur in cronicis: erat venator et totus lubricus adeo quod publice feminas tenebat; propterea quidam cardinalium et Romanorum scripserunt occulte Ottoni principi Saxonum, et scandalo compatiens ecclesiae, sine mora Romam properaret. Hoc papa percipiens, Iohanni diacono cardinali tanquam huius facti consiliario nasum [amputari fecit], et alteri Iohanni subdiacono qui litteras scripserat manum amputari fecit. Hic cum frequenter per imperatorem et clerum de sua correctione fuisset monitus, non correctus, praeside imperatoris de papatu destitutus, communi voto Leo papa eligitur.</w:t>
+            </w:r>
+          </w:p>
+        </w:tc>
+        <w:tc>
+          <w:tcPr/>
+          <w:p>
+            <w:pPr>
+              <w:pStyle w:val="Compact"/>
+            </w:pPr>
+          </w:p>
+        </w:tc>
+        <w:tc>
+          <w:tcPr/>
+          <w:p>
+            <w:pPr>
+              <w:pStyle w:val="Compact"/>
+              <w:jc w:val="left"/>
+            </w:pPr>
+            <w:r>
+              <w:t xml:space="preserve">Furthermore, whoever can be deposed from the papacy has a superior over whom [Munich: by whom] he is deposed; but a pope can, on account of his crimes, be deposed from the papacy. Hence of Pope John XII it stands thus in the chronicles: he was a hunter and so utterly dissolute that he publicly kept women; wherefore certain of the cardinals and Romans wrote secretly to Otto, prince of the Saxons, [asking] that, sympathizing with the scandal done to the church, he hasten to Rome without delay. Perceiving this, the pope had the nose [cut off] of John, a cardinal deacon, as a counsellor of this deed, and had the hand of another John, a subdeacon who had written the letter, cut off. When he had frequently been admonished by the emperor and the clergy about his amendment and was not corrected, with the emperor presiding he was deprived of the papacy, and by common vote Leo is elected pope.</w:t>
             </w:r>
           </w:p>
         </w:tc>
